--- a/Evidence/Sale MTIISO Visa On Us.docx
+++ b/Evidence/Sale MTIISO Visa On Us.docx
@@ -10,7 +10,7 @@
         </w:rPr>
         <w:t>POSTMAN EVIDENCE - CHECKOUT FLOW</w:t>
         <w:br/>
-        <w:t>Waktu Eksekusi: 2026-07-16 17:05:20</w:t>
+        <w:t>Waktu Eksekusi: 2026-07-17 09:19:54</w:t>
         <w:br/>
         <w:t>--------------------------------------------------</w:t>
         <w:br/>
@@ -77,7 +77,7 @@
         "address":"Jl. Bahagia no. 1"
     },
     "order":{
-        "id":"LandingPage-1784196323369522",
+        "id":"LandingPage-17842547973973513",
         "items":[{
             "name":"Pertalite - Subsidi",
             "quantity":1,
@@ -105,7 +105,7 @@
           <w:b w:val="off"/>
           <w:sz w:val="22"/>
         </w:rPr>
-        <w:t>{"id":"9ca7f29c-9588-4a59-bd0a-0a609d8e0bb6","createdTime":"2026-07-16T10:05:23.640Z","referenceId":"MILandingPage-1784196323369522","expirationTime":"2026-07-16T11:05:23.640Z","status":"unpaid","amount":1029,"currency":"IDR","paymentSources":["cybersource","mtiiso","bniapiva","cimb","gopay","indodana","kredivo","ovo","mandiriapiva","bridirectdebit","bricard","btniso","mtiqris"],"urls":{"selections":"https://tst.yokke.co.id:2443/checkout/kkZ65Xa7ypThimU7VbP8BU","checkout":"https://tst.yokke.co.id:2443/checkout/kkZ65Xa7ypThimU7VbP8BU"}}</w:t>
+        <w:t>{"id":"08fc1222-971c-4dbf-99f6-a6bb0baf1f6b","createdTime":"2026-07-17T02:19:57.569Z","referenceId":"MILandingPage-17842547973973513","expirationTime":"2026-07-17T03:19:57.569Z","status":"unpaid","amount":1029,"currency":"IDR","paymentSources":["cybersource","mtiiso","bniapiva","cimb","gopay","indodana","kredivo","ovo","mandiriapiva","bridirectdebit","bricard","btniso","ocbciso","mtiqris"],"urls":{"selections":"https://tst.yokke.co.id:2443/checkout/27meyHdSoGTggnf9T5v4MD","checkout":"https://tst.yokke.co.id:2443/checkout/27meyHdSoGTggnf9T5v4MD"}}</w:t>
         <w:br/>
         <w:t>--------------------------------------------------</w:t>
         <w:br/>
@@ -128,7 +128,7 @@
         <w:rPr>
           <w:b w:val="off"/>
         </w:rPr>
-        <w:t>LandingPage-1784196323369522</w:t>
+        <w:t>LandingPage-17842547973973513</w:t>
         <w:br/>
       </w:r>
       <w:r>
@@ -141,7 +141,7 @@
         <w:rPr>
           <w:b w:val="off"/>
         </w:rPr>
-        <w:t>https://tst.yokke.co.id:2443/checkout/kkZ65Xa7ypThimU7VbP8BU</w:t>
+        <w:t>https://tst.yokke.co.id:2443/checkout/27meyHdSoGTggnf9T5v4MD</w:t>
         <w:br/>
       </w:r>
     </w:p>
